--- a/hin/docx/051.content.docx
+++ b/hin/docx/051.content.docx
@@ -421,18 +421,12 @@
           <w:lang w:val="hi_IN" w:bidi="hi_IN"/>
         </w:rPr>
       </w:r>
-      <w:hyperlink r:id="rId13">
-        <w:r>
-          <w:rPr>
-            <w:lang w:val="hi_IN" w:bidi="hi_IN"/>
-          </w:rPr>
-          <w:rPr>
-            <w:color w:val="0000EE"/>
-            <w:u w:val="single"/>
-          </w:rPr>
-          <w:t>2 राजा 18:04</w:t>
-        </w:r>
-      </w:hyperlink>
+      <w:r>
+        <w:rPr>
+          <w:lang w:val="hi_IN" w:bidi="hi_IN"/>
+        </w:rPr>
+        <w:t>2 राजा 18:04</w:t>
+      </w:r>
     </w:p>
     <w:p>
       <w:pPr>
@@ -445,18 +439,12 @@
           <w:lang w:val="hi_IN" w:bidi="hi_IN"/>
         </w:rPr>
       </w:r>
-      <w:hyperlink r:id="rId14">
-        <w:r>
-          <w:rPr>
-            <w:lang w:val="hi_IN" w:bidi="hi_IN"/>
-          </w:rPr>
-          <w:rPr>
-            <w:color w:val="0000EE"/>
-            <w:u w:val="single"/>
-          </w:rPr>
-          <w:t>निर्गमन 13:21</w:t>
-        </w:r>
-      </w:hyperlink>
+      <w:r>
+        <w:rPr>
+          <w:lang w:val="hi_IN" w:bidi="hi_IN"/>
+        </w:rPr>
+        <w:t>निर्गमन 13:21</w:t>
+      </w:r>
     </w:p>
     <w:p>
       <w:pPr>
@@ -469,18 +457,12 @@
           <w:lang w:val="hi_IN" w:bidi="hi_IN"/>
         </w:rPr>
       </w:r>
-      <w:hyperlink r:id="rId15">
-        <w:r>
-          <w:rPr>
-            <w:lang w:val="hi_IN" w:bidi="hi_IN"/>
-          </w:rPr>
-          <w:rPr>
-            <w:color w:val="0000EE"/>
-            <w:u w:val="single"/>
-          </w:rPr>
-          <w:t>निर्गमन 33:09</w:t>
-        </w:r>
-      </w:hyperlink>
+      <w:r>
+        <w:rPr>
+          <w:lang w:val="hi_IN" w:bidi="hi_IN"/>
+        </w:rPr>
+        <w:t>निर्गमन 33:09</w:t>
+      </w:r>
     </w:p>
     <w:p>
       <w:pPr>
@@ -493,18 +475,12 @@
           <w:lang w:val="hi_IN" w:bidi="hi_IN"/>
         </w:rPr>
       </w:r>
-      <w:hyperlink r:id="rId16">
-        <w:r>
-          <w:rPr>
-            <w:lang w:val="hi_IN" w:bidi="hi_IN"/>
-          </w:rPr>
-          <w:rPr>
-            <w:color w:val="0000EE"/>
-            <w:u w:val="single"/>
-          </w:rPr>
-          <w:t>उत्पत्ति 31:45</w:t>
-        </w:r>
-      </w:hyperlink>
+      <w:r>
+        <w:rPr>
+          <w:lang w:val="hi_IN" w:bidi="hi_IN"/>
+        </w:rPr>
+        <w:t>उत्पत्ति 31:45</w:t>
+      </w:r>
     </w:p>
     <w:p>
       <w:pPr>
@@ -517,18 +493,12 @@
           <w:lang w:val="hi_IN" w:bidi="hi_IN"/>
         </w:rPr>
       </w:r>
-      <w:hyperlink r:id="rId17">
-        <w:r>
-          <w:rPr>
-            <w:lang w:val="hi_IN" w:bidi="hi_IN"/>
-          </w:rPr>
-          <w:rPr>
-            <w:color w:val="0000EE"/>
-            <w:u w:val="single"/>
-          </w:rPr>
-          <w:t>नीतिवचन 09:1–2</w:t>
-        </w:r>
-      </w:hyperlink>
+      <w:r>
+        <w:rPr>
+          <w:lang w:val="hi_IN" w:bidi="hi_IN"/>
+        </w:rPr>
+        <w:t>नीतिवचन 09:1–2</w:t>
+      </w:r>
     </w:p>
     <w:p>
       <w:pPr>
@@ -848,18 +818,12 @@
           <w:lang w:val="hi_IN" w:bidi="hi_IN"/>
         </w:rPr>
       </w:r>
-      <w:hyperlink r:id="rId18">
-        <w:r>
-          <w:rPr>
-            <w:lang w:val="hi_IN" w:bidi="hi_IN"/>
-          </w:rPr>
-          <w:rPr>
-            <w:color w:val="0000EE"/>
-            <w:u w:val="single"/>
-          </w:rPr>
-          <w:t>प्रे.का. 06:5–6</w:t>
-        </w:r>
-      </w:hyperlink>
+      <w:r>
+        <w:rPr>
+          <w:lang w:val="hi_IN" w:bidi="hi_IN"/>
+        </w:rPr>
+        <w:t>प्रे.का. 06:5–6</w:t>
+      </w:r>
     </w:p>
     <w:p>
       <w:pPr>
@@ -872,18 +836,12 @@
           <w:lang w:val="hi_IN" w:bidi="hi_IN"/>
         </w:rPr>
       </w:r>
-      <w:hyperlink r:id="rId19">
-        <w:r>
-          <w:rPr>
-            <w:lang w:val="hi_IN" w:bidi="hi_IN"/>
-          </w:rPr>
-          <w:rPr>
-            <w:color w:val="0000EE"/>
-            <w:u w:val="single"/>
-          </w:rPr>
-          <w:t>प्रे.का. 06:8–9</w:t>
-        </w:r>
-      </w:hyperlink>
+      <w:r>
+        <w:rPr>
+          <w:lang w:val="hi_IN" w:bidi="hi_IN"/>
+        </w:rPr>
+        <w:t>प्रे.का. 06:8–9</w:t>
+      </w:r>
     </w:p>
     <w:p>
       <w:pPr>
@@ -896,18 +854,12 @@
           <w:lang w:val="hi_IN" w:bidi="hi_IN"/>
         </w:rPr>
       </w:r>
-      <w:hyperlink r:id="rId20">
-        <w:r>
-          <w:rPr>
-            <w:lang w:val="hi_IN" w:bidi="hi_IN"/>
-          </w:rPr>
-          <w:rPr>
-            <w:color w:val="0000EE"/>
-            <w:u w:val="single"/>
-          </w:rPr>
-          <w:t>प्रे.का. 06:10–11</w:t>
-        </w:r>
-      </w:hyperlink>
+      <w:r>
+        <w:rPr>
+          <w:lang w:val="hi_IN" w:bidi="hi_IN"/>
+        </w:rPr>
+        <w:t>प्रे.का. 06:10–11</w:t>
+      </w:r>
     </w:p>
     <w:p>
       <w:pPr>
@@ -920,18 +872,12 @@
           <w:lang w:val="hi_IN" w:bidi="hi_IN"/>
         </w:rPr>
       </w:r>
-      <w:hyperlink r:id="rId21">
-        <w:r>
-          <w:rPr>
-            <w:lang w:val="hi_IN" w:bidi="hi_IN"/>
-          </w:rPr>
-          <w:rPr>
-            <w:color w:val="0000EE"/>
-            <w:u w:val="single"/>
-          </w:rPr>
-          <w:t>प्रे.का. 06:12–15</w:t>
-        </w:r>
-      </w:hyperlink>
+      <w:r>
+        <w:rPr>
+          <w:lang w:val="hi_IN" w:bidi="hi_IN"/>
+        </w:rPr>
+        <w:t>प्रे.का. 06:12–15</w:t>
+      </w:r>
     </w:p>
     <w:p>
       <w:pPr>
@@ -944,18 +890,12 @@
           <w:lang w:val="hi_IN" w:bidi="hi_IN"/>
         </w:rPr>
       </w:r>
-      <w:hyperlink r:id="rId22">
-        <w:r>
-          <w:rPr>
-            <w:lang w:val="hi_IN" w:bidi="hi_IN"/>
-          </w:rPr>
-          <w:rPr>
-            <w:color w:val="0000EE"/>
-            <w:u w:val="single"/>
-          </w:rPr>
-          <w:t>प्रे.का. 07:59–60</w:t>
-        </w:r>
-      </w:hyperlink>
+      <w:r>
+        <w:rPr>
+          <w:lang w:val="hi_IN" w:bidi="hi_IN"/>
+        </w:rPr>
+        <w:t>प्रे.का. 07:59–60</w:t>
+      </w:r>
     </w:p>
     <w:p>
       <w:pPr>
@@ -968,18 +908,12 @@
           <w:lang w:val="hi_IN" w:bidi="hi_IN"/>
         </w:rPr>
       </w:r>
-      <w:hyperlink r:id="rId23">
-        <w:r>
-          <w:rPr>
-            <w:lang w:val="hi_IN" w:bidi="hi_IN"/>
-          </w:rPr>
-          <w:rPr>
-            <w:color w:val="0000EE"/>
-            <w:u w:val="single"/>
-          </w:rPr>
-          <w:t>प्रे.का. 11:19–21</w:t>
-        </w:r>
-      </w:hyperlink>
+      <w:r>
+        <w:rPr>
+          <w:lang w:val="hi_IN" w:bidi="hi_IN"/>
+        </w:rPr>
+        <w:t>प्रे.का. 11:19–21</w:t>
+      </w:r>
     </w:p>
     <w:p>
       <w:pPr>
@@ -992,18 +926,12 @@
           <w:lang w:val="hi_IN" w:bidi="hi_IN"/>
         </w:rPr>
       </w:r>
-      <w:hyperlink r:id="rId24">
-        <w:r>
-          <w:rPr>
-            <w:lang w:val="hi_IN" w:bidi="hi_IN"/>
-          </w:rPr>
-          <w:rPr>
-            <w:color w:val="0000EE"/>
-            <w:u w:val="single"/>
-          </w:rPr>
-          <w:t>प्रे.का. 22:19–21</w:t>
-        </w:r>
-      </w:hyperlink>
+      <w:r>
+        <w:rPr>
+          <w:lang w:val="hi_IN" w:bidi="hi_IN"/>
+        </w:rPr>
+        <w:t>प्रे.का. 22:19–21</w:t>
+      </w:r>
     </w:p>
     <w:p>
       <w:pPr>
@@ -1249,18 +1177,12 @@
           <w:lang w:val="hi_IN" w:bidi="hi_IN"/>
         </w:rPr>
       </w:r>
-      <w:hyperlink r:id="rId25">
-        <w:r>
-          <w:rPr>
-            <w:lang w:val="hi_IN" w:bidi="hi_IN"/>
-          </w:rPr>
-          <w:rPr>
-            <w:color w:val="0000EE"/>
-            <w:u w:val="single"/>
-          </w:rPr>
-          <w:t>2 कुरिन्थियों 01:3–4</w:t>
-        </w:r>
-      </w:hyperlink>
+      <w:r>
+        <w:rPr>
+          <w:lang w:val="hi_IN" w:bidi="hi_IN"/>
+        </w:rPr>
+        <w:t>2 कुरिन्थियों 01:3–4</w:t>
+      </w:r>
     </w:p>
     <w:p>
       <w:pPr>
@@ -1273,18 +1195,12 @@
           <w:lang w:val="hi_IN" w:bidi="hi_IN"/>
         </w:rPr>
       </w:r>
-      <w:hyperlink r:id="rId26">
-        <w:r>
-          <w:rPr>
-            <w:lang w:val="hi_IN" w:bidi="hi_IN"/>
-          </w:rPr>
-          <w:rPr>
-            <w:color w:val="0000EE"/>
-            <w:u w:val="single"/>
-          </w:rPr>
-          <w:t>प्रे.का. 02:46–47</w:t>
-        </w:r>
-      </w:hyperlink>
+      <w:r>
+        <w:rPr>
+          <w:lang w:val="hi_IN" w:bidi="hi_IN"/>
+        </w:rPr>
+        <w:t>प्रे.का. 02:46–47</w:t>
+      </w:r>
     </w:p>
     <w:p>
       <w:pPr>
@@ -1297,18 +1213,12 @@
           <w:lang w:val="hi_IN" w:bidi="hi_IN"/>
         </w:rPr>
       </w:r>
-      <w:hyperlink r:id="rId27">
-        <w:r>
-          <w:rPr>
-            <w:lang w:val="hi_IN" w:bidi="hi_IN"/>
-          </w:rPr>
-          <w:rPr>
-            <w:color w:val="0000EE"/>
-            <w:u w:val="single"/>
-          </w:rPr>
-          <w:t>प्रे.का. 13:48–49</w:t>
-        </w:r>
-      </w:hyperlink>
+      <w:r>
+        <w:rPr>
+          <w:lang w:val="hi_IN" w:bidi="hi_IN"/>
+        </w:rPr>
+        <w:t>प्रे.का. 13:48–49</w:t>
+      </w:r>
     </w:p>
     <w:p>
       <w:pPr>
@@ -1321,18 +1231,12 @@
           <w:lang w:val="hi_IN" w:bidi="hi_IN"/>
         </w:rPr>
       </w:r>
-      <w:hyperlink r:id="rId28">
-        <w:r>
-          <w:rPr>
-            <w:lang w:val="hi_IN" w:bidi="hi_IN"/>
-          </w:rPr>
-          <w:rPr>
-            <w:color w:val="0000EE"/>
-            <w:u w:val="single"/>
-          </w:rPr>
-          <w:t>दानिय्येल 03:28</w:t>
-        </w:r>
-      </w:hyperlink>
+      <w:r>
+        <w:rPr>
+          <w:lang w:val="hi_IN" w:bidi="hi_IN"/>
+        </w:rPr>
+        <w:t>दानिय्येल 03:28</w:t>
+      </w:r>
     </w:p>
     <w:p>
       <w:pPr>
@@ -1345,18 +1249,12 @@
           <w:lang w:val="hi_IN" w:bidi="hi_IN"/>
         </w:rPr>
       </w:r>
-      <w:hyperlink r:id="rId29">
-        <w:r>
-          <w:rPr>
-            <w:lang w:val="hi_IN" w:bidi="hi_IN"/>
-          </w:rPr>
-          <w:rPr>
-            <w:color w:val="0000EE"/>
-            <w:u w:val="single"/>
-          </w:rPr>
-          <w:t>इफिसियों 01:3–4</w:t>
-        </w:r>
-      </w:hyperlink>
+      <w:r>
+        <w:rPr>
+          <w:lang w:val="hi_IN" w:bidi="hi_IN"/>
+        </w:rPr>
+        <w:t>इफिसियों 01:3–4</w:t>
+      </w:r>
     </w:p>
     <w:p>
       <w:pPr>
@@ -1369,18 +1267,12 @@
           <w:lang w:val="hi_IN" w:bidi="hi_IN"/>
         </w:rPr>
       </w:r>
-      <w:hyperlink r:id="rId30">
-        <w:r>
-          <w:rPr>
-            <w:lang w:val="hi_IN" w:bidi="hi_IN"/>
-          </w:rPr>
-          <w:rPr>
-            <w:color w:val="0000EE"/>
-            <w:u w:val="single"/>
-          </w:rPr>
-          <w:t>उत्पत्ति 49:8</w:t>
-        </w:r>
-      </w:hyperlink>
+      <w:r>
+        <w:rPr>
+          <w:lang w:val="hi_IN" w:bidi="hi_IN"/>
+        </w:rPr>
+        <w:t>उत्पत्ति 49:8</w:t>
+      </w:r>
     </w:p>
     <w:p>
       <w:pPr>
@@ -1393,18 +1285,12 @@
           <w:lang w:val="hi_IN" w:bidi="hi_IN"/>
         </w:rPr>
       </w:r>
-      <w:hyperlink r:id="rId31">
-        <w:r>
-          <w:rPr>
-            <w:lang w:val="hi_IN" w:bidi="hi_IN"/>
-          </w:rPr>
-          <w:rPr>
-            <w:color w:val="0000EE"/>
-            <w:u w:val="single"/>
-          </w:rPr>
-          <w:t>याकूब 03:9–10</w:t>
-        </w:r>
-      </w:hyperlink>
+      <w:r>
+        <w:rPr>
+          <w:lang w:val="hi_IN" w:bidi="hi_IN"/>
+        </w:rPr>
+        <w:t>याकूब 03:9–10</w:t>
+      </w:r>
     </w:p>
     <w:p>
       <w:pPr>
@@ -1417,18 +1303,12 @@
           <w:lang w:val="hi_IN" w:bidi="hi_IN"/>
         </w:rPr>
       </w:r>
-      <w:hyperlink r:id="rId32">
-        <w:r>
-          <w:rPr>
-            <w:lang w:val="hi_IN" w:bidi="hi_IN"/>
-          </w:rPr>
-          <w:rPr>
-            <w:color w:val="0000EE"/>
-            <w:u w:val="single"/>
-          </w:rPr>
-          <w:t>यूहन्ना 05:41–42</w:t>
-        </w:r>
-      </w:hyperlink>
+      <w:r>
+        <w:rPr>
+          <w:lang w:val="hi_IN" w:bidi="hi_IN"/>
+        </w:rPr>
+        <w:t>यूहन्ना 05:41–42</w:t>
+      </w:r>
     </w:p>
     <w:p>
       <w:pPr>
@@ -1441,18 +1321,12 @@
           <w:lang w:val="hi_IN" w:bidi="hi_IN"/>
         </w:rPr>
       </w:r>
-      <w:hyperlink r:id="rId33">
-        <w:r>
-          <w:rPr>
-            <w:lang w:val="hi_IN" w:bidi="hi_IN"/>
-          </w:rPr>
-          <w:rPr>
-            <w:color w:val="0000EE"/>
-            <w:u w:val="single"/>
-          </w:rPr>
-          <w:t>लूका 01:46–47</w:t>
-        </w:r>
-      </w:hyperlink>
+      <w:r>
+        <w:rPr>
+          <w:lang w:val="hi_IN" w:bidi="hi_IN"/>
+        </w:rPr>
+        <w:t>लूका 01:46–47</w:t>
+      </w:r>
     </w:p>
     <w:p>
       <w:pPr>
@@ -1465,18 +1339,12 @@
           <w:lang w:val="hi_IN" w:bidi="hi_IN"/>
         </w:rPr>
       </w:r>
-      <w:hyperlink r:id="rId34">
-        <w:r>
-          <w:rPr>
-            <w:lang w:val="hi_IN" w:bidi="hi_IN"/>
-          </w:rPr>
-          <w:rPr>
-            <w:color w:val="0000EE"/>
-            <w:u w:val="single"/>
-          </w:rPr>
-          <w:t>लूका 01:64–66</w:t>
-        </w:r>
-      </w:hyperlink>
+      <w:r>
+        <w:rPr>
+          <w:lang w:val="hi_IN" w:bidi="hi_IN"/>
+        </w:rPr>
+        <w:t>लूका 01:64–66</w:t>
+      </w:r>
     </w:p>
     <w:p>
       <w:pPr>
@@ -1489,18 +1357,12 @@
           <w:lang w:val="hi_IN" w:bidi="hi_IN"/>
         </w:rPr>
       </w:r>
-      <w:hyperlink r:id="rId35">
-        <w:r>
-          <w:rPr>
-            <w:lang w:val="hi_IN" w:bidi="hi_IN"/>
-          </w:rPr>
-          <w:rPr>
-            <w:color w:val="0000EE"/>
-            <w:u w:val="single"/>
-          </w:rPr>
-          <w:t>लूका 19:37–38</w:t>
-        </w:r>
-      </w:hyperlink>
+      <w:r>
+        <w:rPr>
+          <w:lang w:val="hi_IN" w:bidi="hi_IN"/>
+        </w:rPr>
+        <w:t>लूका 19:37–38</w:t>
+      </w:r>
     </w:p>
     <w:p>
       <w:pPr>
@@ -1513,18 +1375,12 @@
           <w:lang w:val="hi_IN" w:bidi="hi_IN"/>
         </w:rPr>
       </w:r>
-      <w:hyperlink r:id="rId36">
-        <w:r>
-          <w:rPr>
-            <w:lang w:val="hi_IN" w:bidi="hi_IN"/>
-          </w:rPr>
-          <w:rPr>
-            <w:color w:val="0000EE"/>
-            <w:u w:val="single"/>
-          </w:rPr>
-          <w:t>मत्ती 11:25–27</w:t>
-        </w:r>
-      </w:hyperlink>
+      <w:r>
+        <w:rPr>
+          <w:lang w:val="hi_IN" w:bidi="hi_IN"/>
+        </w:rPr>
+        <w:t>मत्ती 11:25–27</w:t>
+      </w:r>
     </w:p>
     <w:p>
       <w:pPr>
@@ -1537,18 +1393,12 @@
           <w:lang w:val="hi_IN" w:bidi="hi_IN"/>
         </w:rPr>
       </w:r>
-      <w:hyperlink r:id="rId37">
-        <w:r>
-          <w:rPr>
-            <w:lang w:val="hi_IN" w:bidi="hi_IN"/>
-          </w:rPr>
-          <w:rPr>
-            <w:color w:val="0000EE"/>
-            <w:u w:val="single"/>
-          </w:rPr>
-          <w:t>मत्ती 15:29–31</w:t>
-        </w:r>
-      </w:hyperlink>
+      <w:r>
+        <w:rPr>
+          <w:lang w:val="hi_IN" w:bidi="hi_IN"/>
+        </w:rPr>
+        <w:t>मत्ती 15:29–31</w:t>
+      </w:r>
     </w:p>
     <w:p>
       <w:pPr>

--- a/hin/docx/051.content.docx
+++ b/hin/docx/051.content.docx
@@ -372,19 +372,7 @@
         <w:rPr>
           <w:lang w:val="hi_IN" w:bidi="hi_IN"/>
         </w:rPr>
-        <w:t xml:space="preserve">, </w:t>
-      </w:r>
-      <w:r>
-        <w:rPr>
-          <w:lang w:val="hi_IN" w:bidi="hi_IN"/>
-        </w:rPr>
-        <w:t>मूरत</w:t>
-      </w:r>
-      <w:r>
-        <w:rPr>
-          <w:lang w:val="hi_IN" w:bidi="hi_IN"/>
-        </w:rPr>
-        <w:t xml:space="preserve">, </w:t>
+        <w:t xml:space="preserve">, मूरत, </w:t>
       </w:r>
       <w:r>
         <w:rPr>
@@ -781,19 +769,7 @@
         <w:rPr>
           <w:lang w:val="hi_IN" w:bidi="hi_IN"/>
         </w:rPr>
-        <w:t xml:space="preserve">, </w:t>
-      </w:r>
-      <w:r>
-        <w:rPr>
-          <w:lang w:val="hi_IN" w:bidi="hi_IN"/>
-        </w:rPr>
-        <w:t>सच्ची</w:t>
-      </w:r>
-      <w:r>
-        <w:rPr>
-          <w:lang w:val="hi_IN" w:bidi="hi_IN"/>
-        </w:rPr>
-        <w:t>)</w:t>
+        <w:t>, सच्ची)</w:t>
       </w:r>
     </w:p>
     <w:p>
